--- a/docx_chapters/04_a-story-about-a-hike.docx
+++ b/docx_chapters/04_a-story-about-a-hike.docx
@@ -32,7 +32,7 @@
         </w:numPr>
       </w:pPr>
       <w:r>
-        <w:t xml:space="preserve">ruth-levi.jpg</w:t>
+        <w:t xml:space="preserve">jo boat.jpeg</w:t>
       </w:r>
     </w:p>
     <w:p>
@@ -44,7 +44,7 @@
         </w:numPr>
       </w:pPr>
       <w:r>
-        <w:t xml:space="preserve">kids-run.jpg</w:t>
+        <w:t xml:space="preserve">ayla mae run edited.JPG</w:t>
       </w:r>
     </w:p>
     <w:p>
